--- a/Fase 2/Evidencias Grupales/2.6_GuiaEstudiante_Fase 2_Informe Final Proyecto APT (Español).docx
+++ b/Fase 2/Evidencias Grupales/2.6_GuiaEstudiante_Fase 2_Informe Final Proyecto APT (Español).docx
@@ -4,7 +4,10 @@
   <w:body>
     <w:p>
       <w:pPr>
-        <w:rPr/>
+        <w:rPr>
+          <w:b w:val="1"/>
+          <w:bCs w:val="1"/>
+        </w:rPr>
       </w:pPr>
       <w:r>
         <w:rPr>
@@ -1443,7 +1446,7 @@
                 <w:szCs w:val="20"/>
                 <w:rtl w:val="0"/>
               </w:rPr>
-              <w:t xml:space="preserve">To-Do List / Kanban</w:t>
+              <w:t xml:space="preserve">To-Do List</w:t>
             </w:r>
           </w:p>
           <w:p>
@@ -1971,7 +1974,7 @@
                 <w:szCs w:val="20"/>
                 <w:rtl w:val="0"/>
               </w:rPr>
-              <w:t xml:space="preserve">Programación de los módulos de Asignaturas, Apuntes, To-Do/Kanban, Pomodoro, Flashcards y Recordatorios.</w:t>
+              <w:t xml:space="preserve">Programación de los módulos de Asignaturas, Apuntes, To-Do, Pomodoro, Flashcards y Recordatorios.</w:t>
             </w:r>
           </w:p>
           <w:p>
@@ -3085,12 +3088,12 @@
                 <wp:inline distB="114300" distT="114300" distL="114300" distR="114300">
                   <wp:extent cx="1544003" cy="1632003"/>
                   <wp:effectExtent b="0" l="0" r="0" t="0"/>
-                  <wp:docPr id="55" name="image4.png"/>
+                  <wp:docPr id="55" name="image2.png"/>
                   <a:graphic>
                     <a:graphicData uri="http://schemas.openxmlformats.org/drawingml/2006/picture">
                       <pic:pic>
                         <pic:nvPicPr>
-                          <pic:cNvPr id="0" name="image4.png"/>
+                          <pic:cNvPr id="0" name="image2.png"/>
                           <pic:cNvPicPr preferRelativeResize="0"/>
                         </pic:nvPicPr>
                         <pic:blipFill>
@@ -3123,12 +3126,12 @@
                 <wp:inline distB="114300" distT="114300" distL="114300" distR="114300">
                   <wp:extent cx="2944178" cy="1638925"/>
                   <wp:effectExtent b="0" l="0" r="0" t="0"/>
-                  <wp:docPr id="57" name="image2.png"/>
+                  <wp:docPr id="57" name="image4.png"/>
                   <a:graphic>
                     <a:graphicData uri="http://schemas.openxmlformats.org/drawingml/2006/picture">
                       <pic:pic>
                         <pic:nvPicPr>
-                          <pic:cNvPr id="0" name="image2.png"/>
+                          <pic:cNvPr id="0" name="image4.png"/>
                           <pic:cNvPicPr preferRelativeResize="0"/>
                         </pic:nvPicPr>
                         <pic:blipFill>
